--- a/cover_letters/bnp-paribas_structureur-produits-dérivés-cross-asset_testcl12_FR.docx
+++ b/cover_letters/bnp-paribas_structureur-produits-dérivés-cross-asset_testcl12_FR.docx
@@ -65,7 +65,7 @@
     <w:p>
       <w:pPr>
         <w:spacing w:after="40"/>
-        <w:ind w:left="5102"/>
+        <w:jc w:val="right"/>
       </w:pPr>
       <w:r>
         <w:rPr>
@@ -77,7 +77,7 @@
     <w:p>
       <w:pPr>
         <w:spacing w:after="40"/>
-        <w:ind w:left="5102"/>
+        <w:jc w:val="right"/>
       </w:pPr>
       <w:r>
         <w:rPr>
@@ -89,7 +89,7 @@
     <w:p>
       <w:pPr>
         <w:spacing w:after="40"/>
-        <w:ind w:left="5102"/>
+        <w:jc w:val="right"/>
       </w:pPr>
       <w:r>
         <w:rPr>
@@ -101,7 +101,7 @@
     <w:p>
       <w:pPr>
         <w:spacing w:after="40"/>
-        <w:ind w:left="5102"/>
+        <w:jc w:val="right"/>
       </w:pPr>
       <w:r>
         <w:rPr>
@@ -150,7 +150,7 @@
         <w:jc w:val="both"/>
       </w:pPr>
       <w:r>
-        <w:t>La curiosité et la motivation ont toujours guidé mon parcours professionnel, et je suis particulièrement attiré par le poste de Structureur Produits Dérivés Cross-Asset chez BNP Paribas à Genève. Le rôle de conception de produits structurés equity et multi-asset pour une clientèle de banques privées et family offices correspond parfaitement à mes compétences et à mon expérience actuelle en tant que Structureur Cross Asset chez Altitude Investment Solutions.</w:t>
+        <w:t>La curiosité et la motivation ont toujours guidé mon parcours professionnel, et c'est avec un grand intérêt que j'ai découvert l'offre de Structureur Produits Dérivés Cross-Asset au sein de l'équipe Global Markets de BNP Paribas à Genève. Le fait de concevoir des produits structurés equity et multi-asset pour une clientèle de banques privées et family offices correspond parfaitement à mes compétences et à mon expérience en structuration cross-asset.</w:t>
       </w:r>
     </w:p>
     <w:p>
@@ -160,7 +160,7 @@
         <w:jc w:val="both"/>
       </w:pPr>
       <w:r>
-        <w:t>En tant que Structureur Cross Asset chez Altitude, j'ai développé une expertise approfondie dans la structuration de produits d'investissement tels que les Autocall, Phoenix et CLN. J'ai également une expérience significative dans l'utilisation d'outils Python pour automatiser les brochures et les termsheets, ainsi que dans le travail quotidien avec les équipes Sales et Trading. Ces compétences sont directement applicables au poste proposé chez BNP Paribas.</w:t>
+        <w:t>En tant que Structureur Cross Asset chez Altitude Investment Solutions, j'ai développé une expertise dans la conception de payoffs sur mesure tels que les Autocallable, Callable, At-Risk Participation, Reverse Convertible et Credit Linked Note. J'ai également une expérience approfondie en pricing et RFQ multi-émetteurs, ainsi qu'en exécution et lifecycle de ces produits. Ces compétences sont directement applicables au rôle que vous proposez.</w:t>
       </w:r>
     </w:p>
     <w:p>
@@ -170,7 +170,7 @@
         <w:jc w:val="both"/>
       </w:pPr>
       <w:r>
-        <w:t>Mon parcours académique, avec un MSc Finance de Marchés et Investissements de la SKEMA Business School et un diplôme d'ingénieur en Mathématiques Appliquées et Modélisation de Polytech Nice Sophia, m'a fourni une solide base quantitative et une rigueur dans l'analyse des problèmes. Ces compétences sont essentielles pour concevoir des produits structurés complexes et pour interagir efficacement avec les clients et les équipes internes.</w:t>
+        <w:t>Mon MSc Financial Markets &amp; Investments obtenu à SKEMA Business School, classé 2ᵉ au monde par le Financial Times, m'a fourni une solide formation en finance, notamment en dérivés et en analyse financière. Mon expérience chez Credit Suisse Wealth Management en tant que Conseiller en Investissement m'a également permis de développer une compréhension approfondie des besoins des clients UHNW et des allocations de portefeuille personnalisées. Mon diplôme d'ingénieur en Génie Civil de Polytech Clermont-Ferrand a forgé ma rigueur et ma capacité de résolution de problèmes.</w:t>
       </w:r>
     </w:p>
     <w:p>
@@ -180,7 +180,7 @@
         <w:jc w:val="both"/>
       </w:pPr>
       <w:r>
-        <w:t>Je suis particulièrement attiré par ce poste chez BNP Paribas en raison de l'opportunité de travailler sur des produits structurés equity et multi-asset pour une clientèle de banques privées et family offices. Je suis convaincu que mes compétences et mon expérience actuelle me permettent d'apporter une valeur ajoutée significative à l'équipe Global Markets de BNP Paribas à Genève. Je suis impatient de discuter de ce poste et de la manière dont je peux contribuer au succès de l'équipe.</w:t>
+        <w:t>Ce qui m'attire particulièrement dans ce poste est l'opportunité de travailler au sein d'une équipe dynamique et de concevoir des produits innovants pour une clientèle exigeante. Je suis convaincu que mes compétences en structuration cross-asset, ainsi que mon expérience en automatisation de processus avec Python, seront un atout pour votre équipe. Je suis impatient de discuter de la manière dont je peux contribuer à la réussite de BNP Paribas.</w:t>
       </w:r>
     </w:p>
     <w:p>

--- a/cover_letters/bnp-paribas_structureur-produits-dérivés-cross-asset_testcl12_FR.docx
+++ b/cover_letters/bnp-paribas_structureur-produits-dérivés-cross-asset_testcl12_FR.docx
@@ -150,7 +150,7 @@
         <w:jc w:val="both"/>
       </w:pPr>
       <w:r>
-        <w:t>La curiosité et la motivation ont toujours guidé mon parcours professionnel, et c'est avec un grand intérêt que j'ai découvert l'offre de Structureur Produits Dérivés Cross-Asset au sein de l'équipe Global Markets de BNP Paribas à Genève. Le fait de concevoir des produits structurés equity et multi-asset pour une clientèle de banques privées et family offices correspond parfaitement à mes compétences et à mon expérience en structuration cross-asset.</w:t>
+        <w:t>La curiosité et la motivation ont toujours guidé mon parcours professionnel, et je suis particulièrement attiré par le rôle de Structureur Produits Dérivés Cross-Asset au sein de l'équipe Global Markets de BNP Paribas à Genève. La conception de produits structurés equity et multi-asset pour une clientèle de banques privées et family offices correspond parfaitement à mes compétences et à mon expérience dans la structuration cross-asset.</w:t>
       </w:r>
     </w:p>
     <w:p>
@@ -160,7 +160,7 @@
         <w:jc w:val="both"/>
       </w:pPr>
       <w:r>
-        <w:t>En tant que Structureur Cross Asset chez Altitude Investment Solutions, j'ai développé une expertise dans la conception de payoffs sur mesure tels que les Autocallable, Callable, At-Risk Participation, Reverse Convertible et Credit Linked Note. J'ai également une expérience approfondie en pricing et RFQ multi-émetteurs, ainsi qu'en exécution et lifecycle de ces produits. Ces compétences sont directement applicables au rôle que vous proposez.</w:t>
+        <w:t>En tant que Structureur Cross Asset chez Altitude Investment Solutions, j'ai développé une expertise dans la conception de payoffs sur mesure tels que les Autocallable, Callable et Credit Linked Note. J'ai également une expérience significative dans le pricing et la gestion de RFQ multi-émetteurs, ainsi que dans l'utilisation de Python pour automatiser les processus. Ces compétences sont directement applicables au rôle que vous proposez.</w:t>
       </w:r>
     </w:p>
     <w:p>
@@ -170,7 +170,7 @@
         <w:jc w:val="both"/>
       </w:pPr>
       <w:r>
-        <w:t>Mon MSc Financial Markets &amp; Investments obtenu à SKEMA Business School, classé 2ᵉ au monde par le Financial Times, m'a fourni une solide formation en finance, notamment en dérivés et en analyse financière. Mon expérience chez Credit Suisse Wealth Management en tant que Conseiller en Investissement m'a également permis de développer une compréhension approfondie des besoins des clients UHNW et des allocations de portefeuille personnalisées. Mon diplôme d'ingénieur en Génie Civil de Polytech Clermont-Ferrand a forgé ma rigueur et ma capacité de résolution de problèmes.</w:t>
+        <w:t>Mon parcours académique, avec un MSc Financial Markets &amp; Investments de SKEMA Business School et un diplôme d'ingénieur de Polytech Clermont-Ferrand, m'a fourni une solide base en finance et en résolution de problèmes. Mon expérience chez Credit Suisse Wealth Management m'a également donné une compréhension approfondie des besoins des clients UHNW et des allocations de portefeuille personnalisées.</w:t>
       </w:r>
     </w:p>
     <w:p>
@@ -180,7 +180,7 @@
         <w:jc w:val="both"/>
       </w:pPr>
       <w:r>
-        <w:t>Ce qui m'attire particulièrement dans ce poste est l'opportunité de travailler au sein d'une équipe dynamique et de concevoir des produits innovants pour une clientèle exigeante. Je suis convaincu que mes compétences en structuration cross-asset, ainsi que mon expérience en automatisation de processus avec Python, seront un atout pour votre équipe. Je suis impatient de discuter de la manière dont je peux contribuer à la réussite de BNP Paribas.</w:t>
+        <w:t>Je suis convaincu que mon expertise dans la structuration cross-asset, combinée à mon expérience dans l'automatisation de processus et ma compréhension des besoins des clients, me permettra de concevoir des produits structurés innovants et de haute qualité pour les clients de BNP Paribas. Je suis impatient de discuter de la manière dont je peux contribuer à l'équipe Global Markets.</w:t>
       </w:r>
     </w:p>
     <w:p>
